--- a/downloads/teacher/04 Units/Unit 04 - Environmental Design and Management - Spaces We Live In/Lesson 04.13 - Furnish It on a Budget.docx
+++ b/downloads/teacher/04 Units/Unit 04 - Environmental Design and Management - Spaces We Live In/Lesson 04.13 - Furnish It on a Budget.docx
@@ -254,17 +254,29 @@
       <w:r>
         <w:t xml:space="preserve">By the end of this lesson, students will be able to:</w:t>
       </w:r>
-      <w:r>
-        <w:t xml:space="preserve"> </w:t>
-      </w:r>
-      <w:r>
-        <w:t xml:space="preserve">1. (Low) Given the furnishing catalog, find the new, secondhand, and DIY price of an item on the plan and record it with the item number.</w:t>
-      </w:r>
-      <w:r>
-        <w:t xml:space="preserve"> </w:t>
-      </w:r>
-      <w:r>
-        <w:t xml:space="preserve">2. (Mid) Price every piece on the plan, add sales tax at 8.625 percent</w:t>
+    </w:p>
+    <w:p>
+      <w:pPr>
+        <w:numPr>
+          <w:ilvl w:val="0"/>
+          <w:numId w:val="1002"/>
+        </w:numPr>
+        <w:pStyle w:val="Compact"/>
+      </w:pPr>
+      <w:r>
+        <w:t xml:space="preserve">(Low) Given the furnishing catalog, find the new, secondhand, and DIY price of an item on the plan and record it with the item number.</w:t>
+      </w:r>
+    </w:p>
+    <w:p>
+      <w:pPr>
+        <w:numPr>
+          <w:ilvl w:val="0"/>
+          <w:numId w:val="1002"/>
+        </w:numPr>
+        <w:pStyle w:val="Compact"/>
+      </w:pPr>
+      <w:r>
+        <w:t xml:space="preserve">(Mid) Price every piece on the plan, add sales tax at 8.625 percent</w:t>
       </w:r>
       <w:r>
         <w:t xml:space="preserve"> </w:t>
@@ -281,11 +293,17 @@
       <w:r>
         <w:t xml:space="preserve">keep a running total, and bring the total at or under the client’s budget ($400 for a room refresh, $1,500 for the tiny house interior [update]).</w:t>
       </w:r>
-      <w:r>
-        <w:t xml:space="preserve"> </w:t>
-      </w:r>
-      <w:r>
-        <w:t xml:space="preserve">3. (High) Justify three purchase decisions (one new, one secondhand, one DIY or free) by comparing cost and quality against the client’s need, using the five-step decision model.</w:t>
+    </w:p>
+    <w:p>
+      <w:pPr>
+        <w:numPr>
+          <w:ilvl w:val="0"/>
+          <w:numId w:val="1002"/>
+        </w:numPr>
+        <w:pStyle w:val="Compact"/>
+      </w:pPr>
+      <w:r>
+        <w:t xml:space="preserve">(High) Justify three purchase decisions (one new, one secondhand, one DIY or free) by comparing cost and quality against the client’s need, using the five-step decision model.</w:t>
       </w:r>
     </w:p>
     <w:p>
@@ -341,7 +359,7 @@
       <w:pPr>
         <w:numPr>
           <w:ilvl w:val="0"/>
-          <w:numId w:val="1002"/>
+          <w:numId w:val="1003"/>
         </w:numPr>
         <w:pStyle w:val="Compact"/>
       </w:pPr>
@@ -359,7 +377,7 @@
       <w:pPr>
         <w:numPr>
           <w:ilvl w:val="0"/>
-          <w:numId w:val="1002"/>
+          <w:numId w:val="1003"/>
         </w:numPr>
         <w:pStyle w:val="Compact"/>
       </w:pPr>
@@ -371,7 +389,7 @@
       <w:pPr>
         <w:numPr>
           <w:ilvl w:val="0"/>
-          <w:numId w:val="1002"/>
+          <w:numId w:val="1003"/>
         </w:numPr>
         <w:pStyle w:val="Compact"/>
       </w:pPr>
@@ -383,7 +401,7 @@
       <w:pPr>
         <w:numPr>
           <w:ilvl w:val="0"/>
-          <w:numId w:val="1002"/>
+          <w:numId w:val="1003"/>
         </w:numPr>
         <w:pStyle w:val="Compact"/>
       </w:pPr>
@@ -395,7 +413,7 @@
       <w:pPr>
         <w:numPr>
           <w:ilvl w:val="0"/>
-          <w:numId w:val="1002"/>
+          <w:numId w:val="1003"/>
         </w:numPr>
         <w:pStyle w:val="Compact"/>
       </w:pPr>
@@ -416,7 +434,7 @@
       <w:pPr>
         <w:numPr>
           <w:ilvl w:val="0"/>
-          <w:numId w:val="1002"/>
+          <w:numId w:val="1003"/>
         </w:numPr>
         <w:pStyle w:val="Compact"/>
       </w:pPr>
@@ -437,7 +455,7 @@
       <w:pPr>
         <w:numPr>
           <w:ilvl w:val="0"/>
-          <w:numId w:val="1002"/>
+          <w:numId w:val="1003"/>
         </w:numPr>
         <w:pStyle w:val="Compact"/>
       </w:pPr>
@@ -870,37 +888,61 @@
       <w:r>
         <w:t xml:space="preserve">Monitor understanding:</w:t>
       </w:r>
-      <w:r>
-        <w:t xml:space="preserve"> </w:t>
-      </w:r>
-      <w:r>
-        <w:t xml:space="preserve">- What is the subtotal, the tax, and the total on your sheet right now? Show me the line where you multiplied.</w:t>
-      </w:r>
-      <w:r>
-        <w:t xml:space="preserve"> </w:t>
-      </w:r>
-      <w:r>
-        <w:t xml:space="preserve">- Which item did you buy new, and what is the reason on the sheet?</w:t>
-      </w:r>
-      <w:r>
-        <w:t xml:space="preserve"> </w:t>
-      </w:r>
-      <w:r>
-        <w:t xml:space="preserve">- What does the quality note say about secondhand mattresses?</w:t>
-      </w:r>
-    </w:p>
-    <w:p>
-      <w:pPr>
-        <w:pStyle w:val="BodyText"/>
+    </w:p>
+    <w:p>
+      <w:pPr>
+        <w:numPr>
+          <w:ilvl w:val="0"/>
+          <w:numId w:val="1004"/>
+        </w:numPr>
+        <w:pStyle w:val="Compact"/>
+      </w:pPr>
+      <w:r>
+        <w:t xml:space="preserve">What is the subtotal, the tax, and the total on your sheet right now? Show me the line where you multiplied.</w:t>
+      </w:r>
+    </w:p>
+    <w:p>
+      <w:pPr>
+        <w:numPr>
+          <w:ilvl w:val="0"/>
+          <w:numId w:val="1004"/>
+        </w:numPr>
+        <w:pStyle w:val="Compact"/>
+      </w:pPr>
+      <w:r>
+        <w:t xml:space="preserve">Which item did you buy new, and what is the reason on the sheet?</w:t>
+      </w:r>
+    </w:p>
+    <w:p>
+      <w:pPr>
+        <w:numPr>
+          <w:ilvl w:val="0"/>
+          <w:numId w:val="1004"/>
+        </w:numPr>
+        <w:pStyle w:val="Compact"/>
+      </w:pPr>
+      <w:r>
+        <w:t xml:space="preserve">What does the quality note say about secondhand mattresses?</w:t>
+      </w:r>
+    </w:p>
+    <w:p>
+      <w:pPr>
+        <w:pStyle w:val="FirstParagraph"/>
       </w:pPr>
       <w:r>
         <w:t xml:space="preserve">Deepen learning:</w:t>
       </w:r>
-      <w:r>
-        <w:t xml:space="preserve"> </w:t>
-      </w:r>
-      <w:r>
-        <w:t xml:space="preserve">- A secondhand dresser at $30 has a broken drawer. The new one is $179. What does</w:t>
+    </w:p>
+    <w:p>
+      <w:pPr>
+        <w:numPr>
+          <w:ilvl w:val="0"/>
+          <w:numId w:val="1005"/>
+        </w:numPr>
+        <w:pStyle w:val="Compact"/>
+      </w:pPr>
+      <w:r>
+        <w:t xml:space="preserve">A secondhand dresser at $30 has a broken drawer. The new one is $179. What does</w:t>
       </w:r>
       <w:r>
         <w:t xml:space="preserve"> </w:t>
@@ -920,17 +962,29 @@
       <w:r>
         <w:t xml:space="preserve">actually cost here? (Time, a repair, or a drawer that never works.)</w:t>
       </w:r>
-      <w:r>
-        <w:t xml:space="preserve"> </w:t>
-      </w:r>
-      <w:r>
-        <w:t xml:space="preserve">- The tiny house couple has $1,500 and a kitchen to furnish. What would you buy first and why? What could wait until they move in?</w:t>
-      </w:r>
-      <w:r>
-        <w:t xml:space="preserve"> </w:t>
-      </w:r>
-      <w:r>
-        <w:t xml:space="preserve">- Your family bought something for your home this year. Do you know if it was new or secondhand? Would you have chosen differently?</w:t>
+    </w:p>
+    <w:p>
+      <w:pPr>
+        <w:numPr>
+          <w:ilvl w:val="0"/>
+          <w:numId w:val="1005"/>
+        </w:numPr>
+        <w:pStyle w:val="Compact"/>
+      </w:pPr>
+      <w:r>
+        <w:t xml:space="preserve">The tiny house couple has $1,500 and a kitchen to furnish. What would you buy first and why? What could wait until they move in?</w:t>
+      </w:r>
+    </w:p>
+    <w:p>
+      <w:pPr>
+        <w:numPr>
+          <w:ilvl w:val="0"/>
+          <w:numId w:val="1005"/>
+        </w:numPr>
+        <w:pStyle w:val="Compact"/>
+      </w:pPr>
+      <w:r>
+        <w:t xml:space="preserve">Your family bought something for your home this year. Do you know if it was new or secondhand? Would you have chosen differently?</w:t>
       </w:r>
     </w:p>
     <w:p>
@@ -1051,7 +1105,7 @@
       <w:pPr>
         <w:numPr>
           <w:ilvl w:val="0"/>
-          <w:numId w:val="1003"/>
+          <w:numId w:val="1006"/>
         </w:numPr>
         <w:pStyle w:val="Compact"/>
       </w:pPr>
@@ -1075,7 +1129,7 @@
       <w:pPr>
         <w:numPr>
           <w:ilvl w:val="0"/>
-          <w:numId w:val="1003"/>
+          <w:numId w:val="1006"/>
         </w:numPr>
         <w:pStyle w:val="Compact"/>
       </w:pPr>
@@ -1087,7 +1141,7 @@
       <w:pPr>
         <w:numPr>
           <w:ilvl w:val="0"/>
-          <w:numId w:val="1003"/>
+          <w:numId w:val="1006"/>
         </w:numPr>
         <w:pStyle w:val="Compact"/>
       </w:pPr>
@@ -1099,7 +1153,7 @@
       <w:pPr>
         <w:numPr>
           <w:ilvl w:val="0"/>
-          <w:numId w:val="1003"/>
+          <w:numId w:val="1006"/>
         </w:numPr>
         <w:pStyle w:val="Compact"/>
       </w:pPr>
@@ -1111,7 +1165,7 @@
       <w:pPr>
         <w:numPr>
           <w:ilvl w:val="0"/>
-          <w:numId w:val="1003"/>
+          <w:numId w:val="1006"/>
         </w:numPr>
         <w:pStyle w:val="Compact"/>
       </w:pPr>
@@ -1123,7 +1177,7 @@
       <w:pPr>
         <w:numPr>
           <w:ilvl w:val="0"/>
-          <w:numId w:val="1003"/>
+          <w:numId w:val="1006"/>
         </w:numPr>
         <w:pStyle w:val="Compact"/>
       </w:pPr>
@@ -1424,7 +1478,7 @@
       <w:pPr>
         <w:numPr>
           <w:ilvl w:val="0"/>
-          <w:numId w:val="1004"/>
+          <w:numId w:val="1007"/>
         </w:numPr>
         <w:pStyle w:val="Compact"/>
       </w:pPr>
@@ -1466,7 +1520,7 @@
       <w:pPr>
         <w:numPr>
           <w:ilvl w:val="0"/>
-          <w:numId w:val="1004"/>
+          <w:numId w:val="1007"/>
         </w:numPr>
         <w:pStyle w:val="Compact"/>
       </w:pPr>
@@ -1478,7 +1532,7 @@
       <w:pPr>
         <w:numPr>
           <w:ilvl w:val="0"/>
-          <w:numId w:val="1004"/>
+          <w:numId w:val="1007"/>
         </w:numPr>
         <w:pStyle w:val="Compact"/>
       </w:pPr>
@@ -1511,7 +1565,7 @@
       <w:pPr>
         <w:numPr>
           <w:ilvl w:val="0"/>
-          <w:numId w:val="1004"/>
+          <w:numId w:val="1007"/>
         </w:numPr>
         <w:pStyle w:val="Compact"/>
       </w:pPr>
@@ -1535,7 +1589,7 @@
       <w:pPr>
         <w:numPr>
           <w:ilvl w:val="0"/>
-          <w:numId w:val="1004"/>
+          <w:numId w:val="1007"/>
         </w:numPr>
         <w:pStyle w:val="Compact"/>
       </w:pPr>
@@ -1556,7 +1610,7 @@
       <w:pPr>
         <w:numPr>
           <w:ilvl w:val="0"/>
-          <w:numId w:val="1004"/>
+          <w:numId w:val="1007"/>
         </w:numPr>
         <w:pStyle w:val="Compact"/>
       </w:pPr>
@@ -1608,7 +1662,7 @@
       <w:pPr>
         <w:numPr>
           <w:ilvl w:val="0"/>
-          <w:numId w:val="1005"/>
+          <w:numId w:val="1008"/>
         </w:numPr>
         <w:pStyle w:val="Compact"/>
       </w:pPr>
@@ -1620,7 +1674,7 @@
       <w:pPr>
         <w:numPr>
           <w:ilvl w:val="0"/>
-          <w:numId w:val="1005"/>
+          <w:numId w:val="1008"/>
         </w:numPr>
         <w:pStyle w:val="Compact"/>
       </w:pPr>
@@ -1632,7 +1686,7 @@
       <w:pPr>
         <w:numPr>
           <w:ilvl w:val="0"/>
-          <w:numId w:val="1005"/>
+          <w:numId w:val="1008"/>
         </w:numPr>
         <w:pStyle w:val="Compact"/>
       </w:pPr>
@@ -1656,7 +1710,7 @@
       <w:pPr>
         <w:numPr>
           <w:ilvl w:val="0"/>
-          <w:numId w:val="1005"/>
+          <w:numId w:val="1008"/>
         </w:numPr>
         <w:pStyle w:val="Compact"/>
       </w:pPr>
@@ -1668,7 +1722,7 @@
       <w:pPr>
         <w:numPr>
           <w:ilvl w:val="0"/>
-          <w:numId w:val="1005"/>
+          <w:numId w:val="1008"/>
         </w:numPr>
         <w:pStyle w:val="Compact"/>
       </w:pPr>
@@ -1719,7 +1773,7 @@
       <w:pPr>
         <w:numPr>
           <w:ilvl w:val="0"/>
-          <w:numId w:val="1005"/>
+          <w:numId w:val="1008"/>
         </w:numPr>
         <w:pStyle w:val="Compact"/>
       </w:pPr>
@@ -2012,6 +2066,118 @@
       </w:pPr>
     </w:lvl>
   </w:abstractNum>
+  <w:abstractNum w:abstractNumId="99411">
+    <w:nsid w:val="71315dca"/>
+    <w:multiLevelType w:val="multilevel"/>
+    <w:lvl w:ilvl="0">
+      <w:start w:val="1"/>
+      <w:numFmt w:val="decimal"/>
+      <w:lvlText w:val="%1."/>
+      <w:lvlJc w:val="left"/>
+      <w:pPr>
+        <w:tabs>
+          <w:tab w:val="num" w:pos="0"/>
+        </w:tabs>
+        <w:ind w:left="480" w:hanging="480"/>
+      </w:pPr>
+    </w:lvl>
+    <w:lvl w:ilvl="1">
+      <w:start w:val="1"/>
+      <w:numFmt w:val="decimal"/>
+      <w:lvlText w:val="%2."/>
+      <w:lvlJc w:val="left"/>
+      <w:pPr>
+        <w:tabs>
+          <w:tab w:val="num" w:pos="720"/>
+        </w:tabs>
+        <w:ind w:left="1200" w:hanging="480"/>
+      </w:pPr>
+    </w:lvl>
+    <w:lvl w:ilvl="2">
+      <w:start w:val="1"/>
+      <w:numFmt w:val="decimal"/>
+      <w:lvlText w:val="%3."/>
+      <w:lvlJc w:val="left"/>
+      <w:pPr>
+        <w:tabs>
+          <w:tab w:val="num" w:pos="1440"/>
+        </w:tabs>
+        <w:ind w:left="1920" w:hanging="480"/>
+      </w:pPr>
+    </w:lvl>
+    <w:lvl w:ilvl="3">
+      <w:start w:val="1"/>
+      <w:numFmt w:val="decimal"/>
+      <w:lvlText w:val="%4."/>
+      <w:lvlJc w:val="left"/>
+      <w:pPr>
+        <w:tabs>
+          <w:tab w:val="num" w:pos="2160"/>
+        </w:tabs>
+        <w:ind w:left="2640" w:hanging="480"/>
+      </w:pPr>
+    </w:lvl>
+    <w:lvl w:ilvl="4">
+      <w:start w:val="1"/>
+      <w:numFmt w:val="decimal"/>
+      <w:lvlText w:val="%5."/>
+      <w:lvlJc w:val="left"/>
+      <w:pPr>
+        <w:tabs>
+          <w:tab w:val="num" w:pos="2880"/>
+        </w:tabs>
+        <w:ind w:left="3360" w:hanging="480"/>
+      </w:pPr>
+    </w:lvl>
+    <w:lvl w:ilvl="5">
+      <w:start w:val="1"/>
+      <w:numFmt w:val="decimal"/>
+      <w:lvlText w:val="%6."/>
+      <w:lvlJc w:val="left"/>
+      <w:pPr>
+        <w:tabs>
+          <w:tab w:val="num" w:pos="3600"/>
+        </w:tabs>
+        <w:ind w:left="4080" w:hanging="480"/>
+      </w:pPr>
+    </w:lvl>
+    <w:lvl w:ilvl="6">
+      <w:start w:val="1"/>
+      <w:numFmt w:val="decimal"/>
+      <w:lvlText w:val="%7."/>
+      <w:lvlJc w:val="left"/>
+      <w:pPr>
+        <w:tabs>
+          <w:tab w:val="num" w:pos="4320"/>
+        </w:tabs>
+        <w:ind w:left="4800" w:hanging="480"/>
+      </w:pPr>
+    </w:lvl>
+    <w:lvl w:ilvl="7">
+      <w:start w:val="1"/>
+      <w:numFmt w:val="decimal"/>
+      <w:lvlText w:val="%8."/>
+      <w:lvlJc w:val="left"/>
+      <w:pPr>
+        <w:tabs>
+          <w:tab w:val="num" w:pos="5040"/>
+        </w:tabs>
+        <w:ind w:left="5520" w:hanging="480"/>
+      </w:pPr>
+    </w:lvl>
+    <w:lvl w:ilvl="8">
+      <w:start w:val="1"/>
+      <w:numFmt w:val="decimal"/>
+      <w:lvlText w:val="%9."/>
+      <w:lvlJc w:val="left"/>
+      <w:pPr>
+        <w:tabs>
+          <w:tab w:val="num" w:pos="5760"/>
+        </w:tabs>
+        <w:ind w:left="6240" w:hanging="480"/>
+      </w:pPr>
+    </w:lvl>
+  </w:abstractNum>
   <w:num w:numId="1000">
     <w:abstractNumId w:val="990"/>
   </w:num>
@@ -2019,7 +2185,34 @@
     <w:abstractNumId w:val="991"/>
   </w:num>
   <w:num w:numId="1002">
-    <w:abstractNumId w:val="991"/>
+    <w:abstractNumId w:val="99411"/>
+    <w:lvlOverride w:ilvl="0">
+      <w:startOverride w:val="1"/>
+    </w:lvlOverride>
+    <w:lvlOverride w:ilvl="1">
+      <w:startOverride w:val="1"/>
+    </w:lvlOverride>
+    <w:lvlOverride w:ilvl="2">
+      <w:startOverride w:val="1"/>
+    </w:lvlOverride>
+    <w:lvlOverride w:ilvl="3">
+      <w:startOverride w:val="1"/>
+    </w:lvlOverride>
+    <w:lvlOverride w:ilvl="4">
+      <w:startOverride w:val="1"/>
+    </w:lvlOverride>
+    <w:lvlOverride w:ilvl="5">
+      <w:startOverride w:val="1"/>
+    </w:lvlOverride>
+    <w:lvlOverride w:ilvl="6">
+      <w:startOverride w:val="1"/>
+    </w:lvlOverride>
+    <w:lvlOverride w:ilvl="7">
+      <w:startOverride w:val="1"/>
+    </w:lvlOverride>
+    <w:lvlOverride w:ilvl="8">
+      <w:startOverride w:val="1"/>
+    </w:lvlOverride>
   </w:num>
   <w:num w:numId="1003">
     <w:abstractNumId w:val="991"/>
@@ -2028,6 +2221,15 @@
     <w:abstractNumId w:val="991"/>
   </w:num>
   <w:num w:numId="1005">
+    <w:abstractNumId w:val="991"/>
+  </w:num>
+  <w:num w:numId="1006">
+    <w:abstractNumId w:val="991"/>
+  </w:num>
+  <w:num w:numId="1007">
+    <w:abstractNumId w:val="991"/>
+  </w:num>
+  <w:num w:numId="1008">
     <w:abstractNumId w:val="991"/>
   </w:num>
 </w:numbering>

--- a/downloads/teacher/04 Units/Unit 04 - Environmental Design and Management - Spaces We Live In/Lesson 04.13 - Furnish It on a Budget.docx
+++ b/downloads/teacher/04 Units/Unit 04 - Environmental Design and Management - Spaces We Live In/Lesson 04.13 - Furnish It on a Budget.docx
@@ -276,22 +276,7 @@
         <w:pStyle w:val="Compact"/>
       </w:pPr>
       <w:r>
-        <w:t xml:space="preserve">(Mid) Price every piece on the plan, add sales tax at 8.625 percent</w:t>
-      </w:r>
-      <w:r>
-        <w:t xml:space="preserve"> </w:t>
-      </w:r>
-      <w:r>
-        <w:rPr>
-          <w:rStyle w:val="TeacherNote"/>
-        </w:rPr>
-        <w:t xml:space="preserve">[update to the local rate],</w:t>
-      </w:r>
-      <w:r>
-        <w:t xml:space="preserve"> </w:t>
-      </w:r>
-      <w:r>
-        <w:t xml:space="preserve">keep a running total, and bring the total at or under the client’s budget ($400 for a room refresh, $1,500 for the tiny house interior [update]).</w:t>
+        <w:t xml:space="preserve">(Mid) Price every piece on the plan, add sales tax at 8.625 percent, keep a running total, and bring the total at or under the client’s budget ($400 for a room refresh, $1,500 for the tiny house interior).</w:t>
       </w:r>
     </w:p>
     <w:p>
@@ -441,15 +426,6 @@
       <w:r>
         <w:t xml:space="preserve">Optional: two or three real listings printed from a local marketplace or thrift store site for the hook, with the seller’s name and photo cropped out</w:t>
       </w:r>
-      <w:r>
-        <w:t xml:space="preserve"> </w:t>
-      </w:r>
-      <w:r>
-        <w:rPr>
-          <w:rStyle w:val="TeacherNote"/>
-        </w:rPr>
-        <w:t xml:space="preserve">[Sal: your prices, your town]</w:t>
-      </w:r>
     </w:p>
     <w:p>
       <w:pPr>
@@ -462,15 +438,6 @@
       <w:r>
         <w:t xml:space="preserve">Setup notes: check the exit cards from Lesson 4.12 for path math fails and pull those students for a two-minute check during the do now. Confirm the sales tax rate for the school’s county and write it on the board.</w:t>
       </w:r>
-      <w:r>
-        <w:t xml:space="preserve"> </w:t>
-      </w:r>
-      <w:r>
-        <w:rPr>
-          <w:rStyle w:val="TeacherNote"/>
-        </w:rPr>
-        <w:t xml:space="preserve">[Sal: 8.625 percent is the Suffolk County rate; update to your county.]</w:t>
-      </w:r>
     </w:p>
     <w:p>
       <w:pPr>
@@ -520,7 +487,7 @@
         <w:pStyle w:val="FirstParagraph"/>
       </w:pPr>
       <w:r>
-        <w:t xml:space="preserve">Floor plan do now (stack, day 8):</w:t>
+        <w:t xml:space="preserve">Floor plan do now (stack, sketch 8):</w:t>
       </w:r>
       <w:r>
         <w:t xml:space="preserve"> </w:t>
@@ -675,7 +642,7 @@
               <w:jc w:val="left"/>
             </w:pPr>
             <w:r>
-              <w:t xml:space="preserve">Slides 3 to 6. The budget comes from the client card: $400 for a room refresh, $1,500 for the tiny house interior. Say what a refresh means: the walls and the floor are there; the money buys furniture, storage, light, paint, and finish. Show the catalog format: item number, item, size, new price, secondhand price, DIY price and what DIY means for that item, and a quality note. Show the tax: in New York, furnishings and building supplies are taxed; food is not (from Unit 1). The rate here is 8.625 percent [update]. Subtotal times 1.08625 equals the total, or subtotal times 0.08625 equals the tax. Work one line on the board: twin bed frame, secondhand, $60; tax $5.18; total $65.18. Say the story from business:</w:t>
+              <w:t xml:space="preserve">Slides 3 to 6. The budget comes from the client card: $400 for a room refresh, $1,500 for the tiny house interior. Say what a refresh means: the walls and the floor are there; the money buys furniture, storage, light, paint, and finish. Show the catalog format: item number, item, size, new price, secondhand price, DIY price and what DIY means for that item, and a quality note. Show the tax: in New York, furnishings and building supplies are taxed; food is not (from Unit 1). The rate here is 8.625 percent. Subtotal times 1.08625 equals the total, or subtotal times 0.08625 equals the tax. Work one line on the board: twin bed frame, secondhand, $60; tax $5.18; total $65.18. Say the story from business:</w:t>
             </w:r>
             <w:r>
               <w:t xml:space="preserve"> </w:t>
@@ -773,7 +740,7 @@
               <w:jc w:val="left"/>
             </w:pPr>
             <w:r>
-              <w:t xml:space="preserve">14 min</w:t>
+              <w:t xml:space="preserve">11 min</w:t>
             </w:r>
           </w:p>
         </w:tc>
@@ -1452,16 +1419,7 @@
         <w:pStyle w:val="FirstParagraph"/>
       </w:pPr>
       <w:r>
-        <w:t xml:space="preserve">Math: percent, multiplying by a decimal, running totals; this is the same tax math the math teacher can use for a percent unit. Business or economics, if the school has it: new versus used markets and why a secondhand price is set by the seller. ClassroomStreet: the furnishing total can be entered as a one-time expense in a student’s ClassroomStreet budget in Unit 2’s follow-up run, so a room refresh shows up against a real monthly income</w:t>
-      </w:r>
-      <w:r>
-        <w:t xml:space="preserve"> </w:t>
-      </w:r>
-      <w:r>
-        <w:rPr>
-          <w:rStyle w:val="TeacherNote"/>
-        </w:rPr>
-        <w:t xml:space="preserve">[Sal: decide whether to link it].</w:t>
+        <w:t xml:space="preserve">Math: percent, multiplying by a decimal, running totals; this is the same tax math the math teacher can use for a percent unit. Business or economics, if the school has it: new versus used markets and why a secondhand price is set by the seller. ClassroomStreet: the furnishing total can be entered as a one-time expense in a student’s ClassroomStreet budget in Unit 2’s follow-up run, so a room refresh shows up against a real monthly income.</w:t>
       </w:r>
     </w:p>
     <w:p>
@@ -1551,15 +1509,6 @@
       <w:r>
         <w:t xml:space="preserve">, section 2.</w:t>
       </w:r>
-      <w:r>
-        <w:t xml:space="preserve"> </w:t>
-      </w:r>
-      <w:r>
-        <w:rPr>
-          <w:rStyle w:val="TeacherNote"/>
-        </w:rPr>
-        <w:t xml:space="preserve">[Sal: confirm against the NYSED PDF.]</w:t>
-      </w:r>
     </w:p>
     <w:p>
       <w:pPr>
@@ -1596,15 +1545,6 @@
       <w:r>
         <w:t xml:space="preserve">Sales tax: New York State Department of Taxation and Finance, Publication 718 (sales and use tax rates by jurisdiction).</w:t>
       </w:r>
-      <w:r>
-        <w:t xml:space="preserve"> </w:t>
-      </w:r>
-      <w:r>
-        <w:rPr>
-          <w:rStyle w:val="TeacherNote"/>
-        </w:rPr>
-        <w:t xml:space="preserve">[Sal: confirm the current rate for your county.]</w:t>
-      </w:r>
     </w:p>
     <w:p>
       <w:pPr>
@@ -1615,7 +1555,7 @@
         <w:pStyle w:val="Compact"/>
       </w:pPr>
       <w:r>
-        <w:t xml:space="preserve">Sal’s own materials: the $40 grocery project’s pricing routine (Unit 1, Lessons 1.18 and 1.19) and the</w:t>
+        <w:t xml:space="preserve">My own materials: the $40 grocery project’s pricing routine (Unit 1, Lessons 1.18 and 1.19) and the</w:t>
       </w:r>
       <w:r>
         <w:t xml:space="preserve"> </w:t>
@@ -1633,19 +1573,7 @@
         <w:t xml:space="preserve"> </w:t>
       </w:r>
       <w:r>
-        <w:t xml:space="preserve">vocabulary entry from</w:t>
-      </w:r>
-      <w:r>
-        <w:t xml:space="preserve"> </w:t>
-      </w:r>
-      <w:r>
-        <w:rPr>
-          <w:rStyle w:val="VerbatimChar"/>
-        </w:rPr>
-        <w:t xml:space="preserve">education_teachingwork_dream_home_challenge_2026_04.docx</w:t>
-      </w:r>
-      <w:r>
-        <w:t xml:space="preserve">. Catalog prices are realistic 2026 figures for Long Island and are every one marked [update].</w:t>
+        <w:t xml:space="preserve">vocabulary entry from. Catalog prices are realistic 2026 figures for Long Island and are every one to be refreshed before teaching.</w:t>
       </w:r>
     </w:p>
     <w:p>
@@ -1716,57 +1644,6 @@
       </w:pPr>
       <w:r>
         <w:t xml:space="preserve">The mattress rule (no secondhand mattresses or crib mattresses) is on the catalog. It is a hygiene and safety point, and for the crib it connects to safe sleep from Lesson 3.17.</w:t>
-      </w:r>
-    </w:p>
-    <w:p>
-      <w:pPr>
-        <w:numPr>
-          <w:ilvl w:val="0"/>
-          <w:numId w:val="1008"/>
-        </w:numPr>
-        <w:pStyle w:val="Compact"/>
-      </w:pPr>
-      <w:r>
-        <w:rPr>
-          <w:rStyle w:val="TeacherNote"/>
-        </w:rPr>
-        <w:t xml:space="preserve">[Sal: your Oracle and financial services years gave you a way of saying</w:t>
-      </w:r>
-      <w:r>
-        <w:rPr>
-          <w:rStyle w:val="TeacherNote"/>
-        </w:rPr>
-        <w:t xml:space="preserve"> </w:t>
-      </w:r>
-      <w:r>
-        <w:rPr>
-          <w:rStyle w:val="TeacherNote"/>
-        </w:rPr>
-        <w:t xml:space="preserve">“</w:t>
-      </w:r>
-      <w:r>
-        <w:rPr>
-          <w:rStyle w:val="TeacherNote"/>
-        </w:rPr>
-        <w:t xml:space="preserve">what does it cost to be wrong.</w:t>
-      </w:r>
-      <w:r>
-        <w:rPr>
-          <w:rStyle w:val="TeacherNote"/>
-        </w:rPr>
-        <w:t xml:space="preserve">”</w:t>
-      </w:r>
-      <w:r>
-        <w:rPr>
-          <w:rStyle w:val="TeacherNote"/>
-        </w:rPr>
-        <w:t xml:space="preserve"> </w:t>
-      </w:r>
-      <w:r>
-        <w:rPr>
-          <w:rStyle w:val="TeacherNote"/>
-        </w:rPr>
-        <w:t xml:space="preserve">Use it on the secondhand dresser with the broken drawer.]</w:t>
       </w:r>
     </w:p>
     <w:p>
